--- a/Docs/SkyNet_Claude_Cheatsheet.docx
+++ b/Docs/SkyNet_Claude_Cheatsheet.docx
@@ -175,33 +175,33 @@
         <w:spacing w:before="40" w:after="40"/>
       </w:pPr>
       <w:r>
-        <w:t>Deliver CC prompts in copyable code blocks — never prose descriptions</w:t>
-      </w:r>
-    </w:p>
-    <w:p>
-      <w:pPr>
-        <w:pStyle w:val="ListParagraph"/>
-        <w:numPr>
-          <w:ilvl w:val="0"/>
-          <w:numId w:val="2"/>
-        </w:numPr>
-        <w:spacing w:before="40" w:after="40"/>
-      </w:pPr>
-      <w:r>
-        <w:t>Deliver each complete CC prompt as a single copyable code block — the whole prompt (BEFORE STARTING preamble, every edit, and the verification block) in one block, so it pastes into Claude Code in one action. SQL migrations stay in their own separate block(s).</w:t>
-      </w:r>
-    </w:p>
-    <w:p>
-      <w:pPr>
-        <w:pStyle w:val="ListParagraph"/>
-        <w:numPr>
-          <w:ilvl w:val="0"/>
-          <w:numId w:val="2"/>
-        </w:numPr>
-        <w:spacing w:before="40" w:after="40"/>
-      </w:pPr>
-      <w:r>
-        <w:t>SQL migrations go in separate blocks from CC prompts — direct paste into Supabase SQL Editor</w:t>
+        <w:t>Deliver CC prompts as a file (YYYY-MM-DD_&lt;decision&gt;_CC_Prompt.md), never inline code blocks or prose descriptions — Matt opens the file instead of scrolling the chat.</w:t>
+      </w:r>
+    </w:p>
+    <w:p>
+      <w:pPr>
+        <w:pStyle w:val="ListParagraph"/>
+        <w:numPr>
+          <w:ilvl w:val="0"/>
+          <w:numId w:val="2"/>
+        </w:numPr>
+        <w:spacing w:before="40" w:after="40"/>
+      </w:pPr>
+      <w:r>
+        <w:t>Deliver each complete CC prompt as a single file — the whole prompt (BEFORE STARTING preamble, every edit, and the verification block) in one file, so it goes into Claude Code in one action. SQL migrations are their own separate file.</w:t>
+      </w:r>
+    </w:p>
+    <w:p>
+      <w:pPr>
+        <w:pStyle w:val="ListParagraph"/>
+        <w:numPr>
+          <w:ilvl w:val="0"/>
+          <w:numId w:val="2"/>
+        </w:numPr>
+        <w:spacing w:before="40" w:after="40"/>
+      </w:pPr>
+      <w:r>
+        <w:t>SQL migrations are delivered as their own .sql file named for Docs/migrations (YYYY-MM-DD_description.sql) — never inside a CC prompt; Matt pastes it into the Supabase SQL Editor and saves the file into Docs/migrations.</w:t>
       </w:r>
     </w:p>
     <w:p>
@@ -748,7 +748,7 @@
         <w:spacing w:before="40" w:after="40"/>
       </w:pPr>
       <w:r>
-        <w:t>For each batch: SQL migration (if any) FIRST as a separate code block for direct paste into Supabase SQL Editor TEST project, then the CC prompt</w:t>
+        <w:t>For each batch: SQL migration (if any) FIRST as its own .sql file for the Supabase SQL Editor, TEST project first, then the CC prompt as its own file.</w:t>
       </w:r>
     </w:p>
     <w:p>
@@ -949,7 +949,7 @@
         <w:spacing w:before="80" w:after="80"/>
       </w:pPr>
       <w:r>
-        <w:t>Every CC prompt should be in a code block and follow this skeleton:</w:t>
+        <w:t>Every CC prompt is delivered as a file and follows this skeleton:</w:t>
       </w:r>
     </w:p>
     <w:p>
